--- a/ove/public/docs/specs/ove75-ol-kran-mostovoy.docx
+++ b/ove/public/docs/specs/ove75-ol-kran-mostovoy.docx
@@ -92,7 +92,7 @@
           <w:color w:val="666666"/>
           <w:sz w:val="18"/>
         </w:rPr>
-        <w:t xml:space="preserve">Лот №3 · Электроэкстракция · участок: Подъёмно-транспортное · сформирован 27.08.2026</w:t>
+        <w:t xml:space="preserve">Лот №3 · Электроэкстракция · участок: Подъёмно-транспортное · сформирован 28.08.2026</w:t>
       </w:r>
     </w:p>
     <w:tbl>
@@ -1195,7 +1195,7 @@
           <w:color w:val="666666"/>
           <w:sz w:val="16"/>
         </w:rPr>
-        <w:t xml:space="preserve">Источники данных: equipment.json (перечень по ИД/ТЗ) и bi_lot3.json (инженерные решения БИ); сборка — ove/tools/build_specs.py, 27.08.2026.</w:t>
+        <w:t xml:space="preserve">Источники данных: equipment.json (перечень по ИД/ТЗ) и bi_lot3.json (инженерные решения БИ); сборка — ove/tools/build_specs.py, 28.08.2026.</w:t>
       </w:r>
     </w:p>
     <w:sectPr>

--- a/ove/public/docs/specs/ove75-ol-kran-mostovoy.docx
+++ b/ove/public/docs/specs/ove75-ol-kran-mostovoy.docx
@@ -92,7 +92,7 @@
           <w:color w:val="666666"/>
           <w:sz w:val="18"/>
         </w:rPr>
-        <w:t xml:space="preserve">Лот №3 · Электроэкстракция · участок: Подъёмно-транспортное · сформирован 28.08.2026</w:t>
+        <w:t xml:space="preserve">Лот №3 · Электроэкстракция · участок: Подъёмно-транспортное · сформирован 01.09.2026</w:t>
       </w:r>
     </w:p>
     <w:tbl>
@@ -1115,6 +1115,261 @@
                 <w:sz w:val="17"/>
               </w:rPr>
               <w:t xml:space="preserve">по ТКП поставщика (требование АСУ — автоматический график выгрузки)</w:t>
+            </w:r>
+          </w:p>
+        </w:tc>
+      </w:tr>
+      <w:tr>
+        <w:tc>
+          <w:tcPr>
+            <w:tcW w:w="2600" w:type="dxa"/>
+          </w:tcPr>
+          <w:p>
+            <w:r>
+              <w:rPr>
+                <w:sz w:val="19"/>
+              </w:rPr>
+              <w:t xml:space="preserve">Закладная (цифровизация): тепловизионный модуль на мосту</w:t>
+            </w:r>
+          </w:p>
+        </w:tc>
+        <w:tc>
+          <w:tcPr>
+            <w:tcW w:w="4200" w:type="dxa"/>
+          </w:tcPr>
+          <w:p>
+            <w:r>
+              <w:rPr>
+                <w:sz w:val="19"/>
+              </w:rPr>
+              <w:t xml:space="preserve">Закладная площадка на мосту каждого из двух кранов, питание 24 В/PoE и канал связи (Wi-Fi либо оптика гибкого токоподвода) под тепловизионный модуль в термокожухе IP65 с продувкой; конструкция крана не меняется</w:t>
+            </w:r>
+          </w:p>
+        </w:tc>
+        <w:tc>
+          <w:tcPr>
+            <w:tcW w:w="2838" w:type="dxa"/>
+          </w:tcPr>
+          <w:p>
+            <w:r>
+              <w:rPr>
+                <w:color w:val="666666"/>
+                <w:sz w:val="17"/>
+              </w:rPr>
+              <w:t xml:space="preserve">Реестр идей эффективности ред. 2.0, разд. 1.2 п. 15</w:t>
+            </w:r>
+          </w:p>
+        </w:tc>
+      </w:tr>
+      <w:tr>
+        <w:tc>
+          <w:tcPr>
+            <w:tcW w:w="2600" w:type="dxa"/>
+          </w:tcPr>
+          <w:p>
+            <w:r>
+              <w:rPr>
+                <w:sz w:val="19"/>
+              </w:rPr>
+              <w:t xml:space="preserve">Закладная (цифровизация): резерв под измерительную балку</w:t>
+            </w:r>
+          </w:p>
+        </w:tc>
+        <w:tc>
+          <w:tcPr>
+            <w:tcW w:w="4200" w:type="dxa"/>
+          </w:tcPr>
+          <w:p>
+            <w:r>
+              <w:rPr>
+                <w:sz w:val="19"/>
+              </w:rPr>
+              <w:t xml:space="preserve">Конструктивный резерв под навесную измерительную балку: масса, питание, канал связи с тележки, посадочные места — вносится в заказ до выдачи запроса (кран — позиция длительного цикла)</w:t>
+            </w:r>
+          </w:p>
+        </w:tc>
+        <w:tc>
+          <w:tcPr>
+            <w:tcW w:w="2838" w:type="dxa"/>
+          </w:tcPr>
+          <w:p>
+            <w:r>
+              <w:rPr>
+                <w:color w:val="666666"/>
+                <w:sz w:val="17"/>
+              </w:rPr>
+              <w:t xml:space="preserve">Реестр идей эффективности ред. 2.0, разд. 2 п. 8</w:t>
+            </w:r>
+          </w:p>
+        </w:tc>
+      </w:tr>
+      <w:tr>
+        <w:tc>
+          <w:tcPr>
+            <w:tcW w:w="2600" w:type="dxa"/>
+          </w:tcPr>
+          <w:p>
+            <w:r>
+              <w:rPr>
+                <w:sz w:val="19"/>
+              </w:rPr>
+              <w:t xml:space="preserve">Закладная (цифровизация): входы «зона занята»</w:t>
+            </w:r>
+          </w:p>
+        </w:tc>
+        <w:tc>
+          <w:tcPr>
+            <w:tcW w:w="4200" w:type="dxa"/>
+          </w:tcPr>
+          <w:p>
+            <w:r>
+              <w:rPr>
+                <w:sz w:val="19"/>
+              </w:rPr>
+              <w:t xml:space="preserve">Дублированные дискретные входы «зона занята» от калиток СКУД крановых зон; ограниченный режим либо останов крана в занятой зоне жёсткой релейно-контроллерной логикой</w:t>
+            </w:r>
+          </w:p>
+        </w:tc>
+        <w:tc>
+          <w:tcPr>
+            <w:tcW w:w="2838" w:type="dxa"/>
+          </w:tcPr>
+          <w:p>
+            <w:r>
+              <w:rPr>
+                <w:color w:val="666666"/>
+                <w:sz w:val="17"/>
+              </w:rPr>
+              <w:t xml:space="preserve">Реестр идей эффективности ред. 2.0, разд. 1.2 п. 17</w:t>
+            </w:r>
+          </w:p>
+        </w:tc>
+      </w:tr>
+      <w:tr>
+        <w:tc>
+          <w:tcPr>
+            <w:tcW w:w="2600" w:type="dxa"/>
+          </w:tcPr>
+          <w:p>
+            <w:r>
+              <w:rPr>
+                <w:sz w:val="19"/>
+              </w:rPr>
+              <w:t xml:space="preserve">Закладная (цифровизация): координаты для привязки измерений</w:t>
+            </w:r>
+          </w:p>
+        </w:tc>
+        <w:tc>
+          <w:tcPr>
+            <w:tcW w:w="4200" w:type="dxa"/>
+          </w:tcPr>
+          <w:p>
+            <w:r>
+              <w:rPr>
+                <w:sz w:val="19"/>
+              </w:rPr>
+              <w:t xml:space="preserve">Точность и повторяемость штатной системы позиционирования моста и тележки — как источника координат привязки термограмм и сканов к номеру ванны и паре электродов (84 пары)</w:t>
+            </w:r>
+          </w:p>
+        </w:tc>
+        <w:tc>
+          <w:tcPr>
+            <w:tcW w:w="2838" w:type="dxa"/>
+          </w:tcPr>
+          <w:p>
+            <w:r>
+              <w:rPr>
+                <w:color w:val="666666"/>
+                <w:sz w:val="17"/>
+              </w:rPr>
+              <w:t xml:space="preserve">Реестр идей эффективности ред. 2.0, разд. 1.2 п. 15; разд. 2 п. 8</w:t>
+            </w:r>
+          </w:p>
+        </w:tc>
+      </w:tr>
+      <w:tr>
+        <w:tc>
+          <w:tcPr>
+            <w:tcW w:w="2600" w:type="dxa"/>
+          </w:tcPr>
+          <w:p>
+            <w:r>
+              <w:rPr>
+                <w:sz w:val="19"/>
+              </w:rPr>
+              <w:t xml:space="preserve">Закладная (цифровизация): реперные точки в КД</w:t>
+            </w:r>
+          </w:p>
+        </w:tc>
+        <w:tc>
+          <w:tcPr>
+            <w:tcW w:w="4200" w:type="dxa"/>
+          </w:tcPr>
+          <w:p>
+            <w:r>
+              <w:rPr>
+                <w:sz w:val="19"/>
+              </w:rPr>
+              <w:t xml:space="preserve">Геодезические реперные марки и контрольные точки в КД крана и подкрановых путей</w:t>
+            </w:r>
+          </w:p>
+        </w:tc>
+        <w:tc>
+          <w:tcPr>
+            <w:tcW w:w="2838" w:type="dxa"/>
+          </w:tcPr>
+          <w:p>
+            <w:r>
+              <w:rPr>
+                <w:color w:val="666666"/>
+                <w:sz w:val="17"/>
+              </w:rPr>
+              <w:t xml:space="preserve">Реестр идей эффективности ред. 2.0, разд. 1.7 п. 43</w:t>
+            </w:r>
+          </w:p>
+        </w:tc>
+      </w:tr>
+      <w:tr>
+        <w:tc>
+          <w:tcPr>
+            <w:tcW w:w="2600" w:type="dxa"/>
+          </w:tcPr>
+          <w:p>
+            <w:r>
+              <w:rPr>
+                <w:sz w:val="19"/>
+              </w:rPr>
+              <w:t xml:space="preserve">Закладная (цифровизация): инспекция рядов</w:t>
+            </w:r>
+          </w:p>
+        </w:tc>
+        <w:tc>
+          <w:tcPr>
+            <w:tcW w:w="4200" w:type="dxa"/>
+            <w:shd w:val="clear" w:fill="FFEB9C"/>
+          </w:tcPr>
+          <w:p>
+            <w:r>
+              <w:rPr>
+                <w:i/>
+                <w:color w:val="8A6200"/>
+                <w:sz w:val="19"/>
+              </w:rPr>
+              <w:t xml:space="preserve">уточняется по ТКП</w:t>
+            </w:r>
+          </w:p>
+        </w:tc>
+        <w:tc>
+          <w:tcPr>
+            <w:tcW w:w="2838" w:type="dxa"/>
+          </w:tcPr>
+          <w:p>
+            <w:r>
+              <w:rPr>
+                <w:color w:val="666666"/>
+                <w:sz w:val="17"/>
+              </w:rPr>
+              <w:t xml:space="preserve">состав обзорных камер и датчиков инспекции рядов между заданиями (переливы, состояние укрытий, тепло-/видеообзор) — по ТКП изготовителя</w:t>
             </w:r>
           </w:p>
         </w:tc>
@@ -1195,7 +1450,7 @@
           <w:color w:val="666666"/>
           <w:sz w:val="16"/>
         </w:rPr>
-        <w:t xml:space="preserve">Источники данных: equipment.json (перечень по ИД/ТЗ) и bi_lot3.json (инженерные решения БИ); сборка — ove/tools/build_specs.py, 28.08.2026.</w:t>
+        <w:t xml:space="preserve">Источники данных: equipment.json (перечень по ИД/ТЗ) и bi_lot3.json (инженерные решения БИ); сборка — ove/tools/build_specs.py, 01.09.2026.</w:t>
       </w:r>
     </w:p>
     <w:sectPr>

--- a/ove/public/docs/specs/ove75-ol-kran-mostovoy.docx
+++ b/ove/public/docs/specs/ove75-ol-kran-mostovoy.docx
@@ -92,7 +92,7 @@
           <w:color w:val="666666"/>
           <w:sz w:val="18"/>
         </w:rPr>
-        <w:t xml:space="preserve">Лот №3 · Электроэкстракция · участок: Подъёмно-транспортное · сформирован 01.09.2026</w:t>
+        <w:t xml:space="preserve">Лот №3 · Электроэкстракция · участок: Подъёмно-транспортное · сформирован 02.09.2026</w:t>
       </w:r>
     </w:p>
     <w:tbl>
@@ -133,7 +133,7 @@
                 <w:color w:val="8A6200"/>
                 <w:sz w:val="16"/>
               </w:rPr>
-              <w:t xml:space="preserve">Не является выпущенной документацией. Значения — из ИД/ТЗ Заказчика и решений БИ (equipment.json, bi_lot*.json); жёлтые поля «уточняется по ТКП» заполняет поставщик в составе технико-коммерческого предложения.</w:t>
+              <w:t xml:space="preserve">Не является выпущенной документацией. Значения — из исходных данных и технического задания Заказчика и решений Базового инжиниринга; поля с пометкой «уточняется по ТКП» заполняет поставщик в составе технико-коммерческого предложения.</w:t>
             </w:r>
           </w:p>
         </w:tc>
@@ -1381,7 +1381,7 @@
           <w:color w:val="8A6200"/>
           <w:sz w:val="17"/>
         </w:rPr>
-        <w:t xml:space="preserve">Жёлтым выделено «уточняется по ТКП» — заполняет поставщик; остальные значения — исходные требования Заказчика (ИД/ТЗ) и решения БИ КВАНТ.</w:t>
+        <w:t xml:space="preserve">Заливкой отмечены поля «уточняется по ТКП» — их заполняет поставщик; остальные значения — исходные требования Заказчика (исходные данные, техническое задание) и решения Базового инжиниринга.</w:t>
       </w:r>
     </w:p>
     <w:p>
@@ -1405,7 +1405,7 @@
         <w:rPr>
           <w:sz w:val="19"/>
         </w:rPr>
-        <w:t xml:space="preserve">— заполненный настоящий опросный лист (жёлтые поля) и опросный лист завода при наличии;</w:t>
+        <w:t xml:space="preserve">— заполненный настоящий опросный лист (поля «уточняется по ТКП») и опросный лист завода при наличии;</w:t>
       </w:r>
     </w:p>
     <w:p>
@@ -1450,7 +1450,7 @@
           <w:color w:val="666666"/>
           <w:sz w:val="16"/>
         </w:rPr>
-        <w:t xml:space="preserve">Источники данных: equipment.json (перечень по ИД/ТЗ) и bi_lot3.json (инженерные решения БИ); сборка — ove/tools/build_specs.py, 01.09.2026.</w:t>
+        <w:t xml:space="preserve">Источники данных: перечень оборудования по исходным данным и техническому заданию Заказчика; инженерные решения Базового инжиниринга по Лот №3 · Электроэкстракция.</w:t>
       </w:r>
     </w:p>
     <w:sectPr>
